--- a/templates/BSI-letterhead-monoblock-template.docx
+++ b/templates/BSI-letterhead-monoblock-template.docx
@@ -3708,8 +3708,8 @@
         </w:trPr>
         <w:tc>
           <w:tcPr>
-            <w:tcW w:type="dxa" w:w="10773"/>
-            <w:gridSpan w:val="13"/>
+            <w:tcW w:type="dxa" w:w="7087"/>
+            <w:gridSpan w:val="6"/>
             <w:tcMar>
               <w:top w:w="10" w:type="dxa"/>
               <w:start w:w="20" w:type="dxa"/>
@@ -3729,6 +3729,47 @@
                 <w:sz w:val="18"/>
               </w:rPr>
               <w:t>{%diagram_image}</w:t>
+            </w:r>
+          </w:p>
+        </w:tc>
+        <w:tc>
+          <w:tcPr>
+            <w:tcW w:type="dxa" w:w="3686"/>
+            <w:gridSpan w:val="7"/>
+            <w:tcMar>
+              <w:top w:w="10" w:type="dxa"/>
+              <w:start w:w="40" w:type="dxa"/>
+              <w:bottom w:w="10" w:type="dxa"/>
+              <w:end w:w="30" w:type="dxa"/>
+            </w:tcMar>
+            <w:vAlign w:val="top"/>
+          </w:tcPr>
+          <w:p>
+            <w:pPr>
+              <w:spacing w:after="80" w:before="0" w:line="240" w:lineRule="auto"/>
+              <w:jc w:val="center"/>
+            </w:pPr>
+            <w:r>
+              <w:rPr>
+                <w:rFonts w:ascii="Times New Roman" w:hAnsi="Times New Roman"/>
+                <w:b/>
+                <w:sz w:val="18"/>
+              </w:rPr>
+              <w:t>Назначение патрубков</w:t>
+            </w:r>
+          </w:p>
+          <w:p>
+            <w:pPr>
+              <w:spacing w:after="0" w:before="0" w:line="240" w:lineRule="auto"/>
+              <w:jc w:val="left"/>
+            </w:pPr>
+            <w:r>
+              <w:rPr>
+                <w:rFonts w:ascii="Times New Roman" w:hAnsi="Times New Roman"/>
+                <w:color w:val="00008C"/>
+                <w:sz w:val="16"/>
+              </w:rPr>
+              <w:t>{@port_legend_note}</w:t>
             </w:r>
           </w:p>
         </w:tc>
